--- a/downloads/documents/04 Units/Unit 04 - Environmental Design and Management - Spaces We Live In/Calendar 04.docx
+++ b/downloads/documents/04 Units/Unit 04 - Environmental Design and Management - Spaces We Live In/Calendar 04.docx
@@ -272,7 +272,7 @@
               <w:t xml:space="preserve">Day 96: 4.4 The Home Energy Audit, Day 2</w:t>
             </w:r>
             <w:r>
-              <w:t xml:space="preserve">The classroom audited by zone with the planted wastes revealed; the described apartment audited on the same checklist; the ten cheapest fixes ranked by yearly savings with payback for the three that cost money; the sample electric bill read</w:t>
+              <w:t xml:space="preserve">The classroom audited by zone with the planted wastes revealed; the described apartment audited on the same checklist; the ten cheapest fixes ranked by yearly savings with payback for the five that cost money; the sample electric bill read</w:t>
             </w:r>
           </w:p>
         </w:tc>
